--- a/paper.docx
+++ b/paper.docx
@@ -561,7 +561,7 @@
           <w:b w:val="0"/>
           <w:i w:val="0"/>
         </w:rPr>
-        <w:t>Figure 3 demonstrates this delay inflation empirically. Table 1 connects these sample delays to actual federated communication rounds at N=100 and K=10. For moderate utility shifts (Delta = 0.50), a cumulative sum detector requires approximately 10.92 observations. Under N/K = 10, this requirement translates to 109 communication rounds. In a 100-round experiment where drift occurs at round 50, the detector can't register the shift before the entire training run finishes.</w:t>
+        <w:t>Figure 3 demonstrates this delay inflation empirically. Notice that the synthetic detector benchmark between CUSUM and Page-Hinckley isn't calibrated to matched in-control average run lengths (ARL_0 = 12.7 false alarms for CUSUM versus 3.5 for Page-Hinckley). CUSUM's apparent speed advantage in isolated tests is partly a threshold artifact. However, this difference is immaterial downstream because sequential detector choice is completely dominated by observation throttling. Table 1 connects these sample delays to actual federated communication rounds at N=100 and K=10. For moderate utility shifts (Delta = 0.50), a cumulative sum detector requires approximately 10.92 observations. Under N/K = 10, this requirement translates to 109 communication rounds. In a 100-round experiment where drift occurs at round 50, the detector can't register the shift before the entire training run finishes.</w:t>
       </w:r>
     </w:p>
     <w:tbl>
@@ -3976,7 +3976,7 @@
           <w:color w:val="282828"/>
           <w:sz w:val="21"/>
         </w:rPr>
-        <w:t>5.2 LEAF FEMNIST Benchmark</w:t>
+        <w:t>5.2 EMNIST-ByClass Benchmark</w:t>
       </w:r>
     </w:p>
     <w:p>
@@ -3990,7 +3990,7 @@
           <w:b w:val="0"/>
           <w:i w:val="0"/>
         </w:rPr>
-        <w:t>Table 3 reports benchmark results on the 62-class FEMNIST dataset using a convolutional architecture across fifty thousand training samples.</w:t>
+        <w:t>Table 3 reports benchmark results on the 62-class EMNIST-ByClass character dataset using a convolutional architecture across fifty thousand training samples distributed across N=100 clients via Dirichlet non-IID partitioning (alpha = 0.5).</w:t>
       </w:r>
     </w:p>
     <w:tbl>
@@ -4678,7 +4678,7 @@
           <w:i/>
           <w:sz w:val="17"/>
         </w:rPr>
-        <w:t>Table 3: LEAF FEMNIST cross-dataset benchmark results across five seeds.</w:t>
+        <w:t>Table 3: EMNIST-ByClass cross-dataset benchmark results across five seeds.</w:t>
       </w:r>
     </w:p>
     <w:p>
@@ -4734,7 +4734,7 @@
           <w:color w:val="464646"/>
           <w:sz w:val="17"/>
         </w:rPr>
-        <w:t>Figure 6: Evaluation accuracy curves on the LEAF FEMNIST benchmark.</w:t>
+        <w:t>Figure 6: Evaluation accuracy curves on the EMNIST-ByClass benchmark.</w:t>
       </w:r>
     </w:p>
     <w:p>
@@ -4748,7 +4748,7 @@
           <w:b w:val="0"/>
           <w:i w:val="0"/>
         </w:rPr>
-        <w:t>On FEMNIST, random selection again achieves the highest final accuracy (76.13%) and highest post-drift recovery accuracy (69.97%). FedQual-CPX achieves 74.79% final accuracy and 69.07% recovery accuracy. Greedy selection drops to 72.08% accuracy and starves eighty percent of edge devices.</w:t>
+        <w:t>On EMNIST-ByClass, random selection again achieves the highest final accuracy (76.13%) and highest post-drift recovery accuracy (69.97%). FedQual-CPX achieves 74.79% final accuracy and 69.07% recovery accuracy. Greedy selection drops to 72.08% accuracy and starves eighty percent of edge devices.</w:t>
       </w:r>
     </w:p>
     <w:p>
@@ -4777,7 +4777,7 @@
           <w:b w:val="0"/>
           <w:i w:val="0"/>
         </w:rPr>
-        <w:t>To verify why change detection remains inert, Table 4 presents a systematic ten-condition ablation matrix on CIFAR-10.</w:t>
+        <w:t>To verify why change detection remains inert, Table 4 presents a systematic ten-condition ablation matrix on CIFAR-10. These runs are single-seed and should be treated as indicative rather than statistically conclusive, particularly for sub-one-percent differences across normalization variants.</w:t>
       </w:r>
     </w:p>
     <w:tbl>
@@ -6271,7 +6271,21 @@
           <w:b w:val="0"/>
           <w:i w:val="0"/>
         </w:rPr>
-        <w:t>Table 4 confirms the diagnosis. Condition A1 (CUSUM) and Condition A2 (Page-Hinckley) produce identical final accuracy (32.45%) and identical Gini inequality (0.2540). Condition C2 disables the change detection bonus entirely and achieves comparable accuracy (31.98%). The change detection signal does not influence downstream selection decisions because staleness and uncertainty terms dominate exploration scoring.</w:t>
+        <w:t>Table 4 confirms the diagnosis. Condition A1 (CUSUM) and Condition A2 (Page-Hinckley) produce identical final accuracy (32.45%) and identical Gini inequality (0.2540). Condition C2 disables the change detection bonus entirely and achieves comparable accuracy (31.98%). The change detection signal does not influence downstream selection decisions because staleness and uncertainty terms dominate exploration scoring. Note that condition A1 (32.45%) and condition B1 (31.98%) reflect different hyperparameter search configurations: A1 utilized five warmup rounds with wider exploration (epsilon in [0.08, 0.35]), whereas B1 adhered to default baseline settings (ten warmup rounds, epsilon in [0.05, 0.30]).</w:t>
+      </w:r>
+    </w:p>
+    <w:p>
+      <w:pPr>
+        <w:spacing w:before="0" w:after="80" w:line="276" w:lineRule="auto"/>
+        <w:jc w:val="both"/>
+      </w:pPr>
+      <w:r>
+        <w:rPr>
+          <w:rFonts w:ascii="Times New Roman" w:hAnsi="Times New Roman"/>
+          <w:b w:val="0"/>
+          <w:i w:val="0"/>
+        </w:rPr>
+        <w:t>We also evaluated a direct remediation where the change suspicion weight in exploration scoring was boosted from 0.20 to 1.00. Even with prioritized exploration for flagged devices, the fundamental delay inflation bound persisted: the server still requires sufficient observation opportunities to detect the change initially.</w:t>
       </w:r>
     </w:p>
     <w:p>
@@ -7544,7 +7558,7 @@
           <w:b w:val="0"/>
           <w:i w:val="0"/>
         </w:rPr>
-        <w:t>For typical hyperparameters (tau_obs = 11, T - tau = 50, gamma = 0.6), the critical participation threshold is rho* = 11 / (0.6 * 50) = 0.36. When rho &lt; 0.36, the server doesn't observe clients frequently enough to catch drift before training ends. Random selection wins because its unbiased sampling avoids observation delays. When rho &gt;= 0.25, detection delay drops significantly, enabling change-point selection to overtake random sampling.</w:t>
+        <w:t>For typical hyperparameters (tau_obs = 11, T - tau = 50, gamma = 0.6), the critical participation threshold is rho* = 11 / (0.6 * 50) = 0.36. When rho &lt; 0.36 (rho in {0.05, 0.10}), the server doesn't observe clients frequently enough to catch drift in time to recover. Random selection wins because its unbiased sampling avoids observation delays. Once participation crosses above 0.36 (rho &gt;= 0.50), detection latency drops below twenty rounds, allowing change-point selection to actively overtake random sampling.</w:t>
       </w:r>
     </w:p>
     <w:tbl>
@@ -7636,7 +7650,7 @@
                 <w:color w:val="FFFFFF"/>
                 <w:sz w:val="17"/>
               </w:rPr>
-              <w:t>Best Acc</w:t>
+              <w:t>Final Acc (%)</w:t>
             </w:r>
           </w:p>
         </w:tc>
@@ -7662,7 +7676,7 @@
                 <w:color w:val="FFFFFF"/>
                 <w:sz w:val="17"/>
               </w:rPr>
-              <w:t>Final Acc</w:t>
+              <w:t>Recovery Acc (%)</w:t>
             </w:r>
           </w:p>
         </w:tc>
@@ -7768,13 +7782,13 @@
                 <w:color w:val="1E1E1E"/>
                 <w:sz w:val="17"/>
               </w:rPr>
-              <w:t>Random / FedAvg</w:t>
+              <w:t>Random / FedAvg (B0)</w:t>
             </w:r>
           </w:p>
         </w:tc>
         <w:tc>
           <w:tcPr>
-            <w:tcW w:type="dxa" w:w="1584"/>
+            <w:tcW w:type="dxa" w:w="2016"/>
             <w:tcMar>
               <w:top w:w="80" w:type="dxa"/>
               <w:bottom w:w="80" w:type="dxa"/>
@@ -7794,13 +7808,13 @@
                 <w:color w:val="1E1E1E"/>
                 <w:sz w:val="17"/>
               </w:rPr>
-              <w:t>15.04%</w:t>
+              <w:t>36.80 [33.7, 39.3]</w:t>
             </w:r>
           </w:p>
         </w:tc>
         <w:tc>
           <w:tcPr>
-            <w:tcW w:type="dxa" w:w="1584"/>
+            <w:tcW w:type="dxa" w:w="2016"/>
             <w:tcMar>
               <w:top w:w="80" w:type="dxa"/>
               <w:bottom w:w="80" w:type="dxa"/>
@@ -7820,13 +7834,13 @@
                 <w:color w:val="1E1E1E"/>
                 <w:sz w:val="17"/>
               </w:rPr>
-              <w:t>10.00%</w:t>
+              <w:t>31.16 [29.7, 32.4]</w:t>
             </w:r>
           </w:p>
         </w:tc>
         <w:tc>
           <w:tcPr>
-            <w:tcW w:type="dxa" w:w="1440"/>
+            <w:tcW w:type="dxa" w:w="1296"/>
             <w:tcMar>
               <w:top w:w="80" w:type="dxa"/>
               <w:bottom w:w="80" w:type="dxa"/>
@@ -7846,13 +7860,13 @@
                 <w:color w:val="1E1E1E"/>
                 <w:sz w:val="17"/>
               </w:rPr>
-              <w:t>0.3747</w:t>
+              <w:t>0.1708</w:t>
             </w:r>
           </w:p>
         </w:tc>
         <w:tc>
           <w:tcPr>
-            <w:tcW w:type="dxa" w:w="1440"/>
+            <w:tcW w:type="dxa" w:w="1296"/>
             <w:tcMar>
               <w:top w:w="80" w:type="dxa"/>
               <w:bottom w:w="80" w:type="dxa"/>
@@ -7872,7 +7886,7 @@
                 <w:color w:val="1E1E1E"/>
                 <w:sz w:val="17"/>
               </w:rPr>
-              <w:t>84.0%</w:t>
+              <w:t>100.0%</w:t>
             </w:r>
           </w:p>
         </w:tc>
@@ -7926,13 +7940,13 @@
                 <w:color w:val="1E1E1E"/>
                 <w:sz w:val="17"/>
               </w:rPr>
-              <w:t>FedQual-CPX</w:t>
+              <w:t>FedQual-CPX (B8)</w:t>
             </w:r>
           </w:p>
         </w:tc>
         <w:tc>
           <w:tcPr>
-            <w:tcW w:type="dxa" w:w="1584"/>
+            <w:tcW w:type="dxa" w:w="2016"/>
             <w:tcMar>
               <w:top w:w="80" w:type="dxa"/>
               <w:bottom w:w="80" w:type="dxa"/>
@@ -7952,13 +7966,13 @@
                 <w:color w:val="1E1E1E"/>
                 <w:sz w:val="17"/>
               </w:rPr>
-              <w:t>12.33%</w:t>
+              <w:t>33.24 [31.7, 34.9]</w:t>
             </w:r>
           </w:p>
         </w:tc>
         <w:tc>
           <w:tcPr>
-            <w:tcW w:type="dxa" w:w="1584"/>
+            <w:tcW w:type="dxa" w:w="2016"/>
             <w:tcMar>
               <w:top w:w="80" w:type="dxa"/>
               <w:bottom w:w="80" w:type="dxa"/>
@@ -7978,13 +7992,13 @@
                 <w:color w:val="1E1E1E"/>
                 <w:sz w:val="17"/>
               </w:rPr>
-              <w:t>10.00%</w:t>
+              <w:t>29.43 [28.1, 30.4]</w:t>
             </w:r>
           </w:p>
         </w:tc>
         <w:tc>
           <w:tcPr>
-            <w:tcW w:type="dxa" w:w="1440"/>
+            <w:tcW w:type="dxa" w:w="1296"/>
             <w:tcMar>
               <w:top w:w="80" w:type="dxa"/>
               <w:bottom w:w="80" w:type="dxa"/>
@@ -8004,329 +8018,13 @@
                 <w:color w:val="1E1E1E"/>
                 <w:sz w:val="17"/>
               </w:rPr>
-              <w:t>0.5961</w:t>
+              <w:t>0.4846</w:t>
             </w:r>
           </w:p>
         </w:tc>
         <w:tc>
           <w:tcPr>
-            <w:tcW w:type="dxa" w:w="1440"/>
-            <w:tcMar>
-              <w:top w:w="80" w:type="dxa"/>
-              <w:bottom w:w="80" w:type="dxa"/>
-              <w:left w:w="120" w:type="dxa"/>
-              <w:right w:w="120" w:type="dxa"/>
-            </w:tcMar>
-            <w:shd w:fill="F2F5F9"/>
-          </w:tcPr>
-          <w:p>
-            <w:pPr>
-              <w:spacing w:before="40" w:after="40"/>
-              <w:jc w:val="right"/>
-            </w:pPr>
-            <w:r>
-              <w:rPr>
-                <w:rFonts w:ascii="Times New Roman" w:hAnsi="Times New Roman"/>
-                <w:color w:val="1E1E1E"/>
-                <w:sz w:val="17"/>
-              </w:rPr>
-              <w:t>69.0%</w:t>
-            </w:r>
-          </w:p>
-        </w:tc>
-      </w:tr>
-      <w:tr>
-        <w:tc>
-          <w:tcPr>
-            <w:tcW w:type="dxa" w:w="1872"/>
-            <w:tcMar>
-              <w:top w:w="80" w:type="dxa"/>
-              <w:bottom w:w="80" w:type="dxa"/>
-              <w:left w:w="120" w:type="dxa"/>
-              <w:right w:w="120" w:type="dxa"/>
-            </w:tcMar>
-            <w:shd w:fill="FFFFFF"/>
-          </w:tcPr>
-          <w:p>
-            <w:pPr>
-              <w:spacing w:before="40" w:after="40"/>
-              <w:jc w:val="left"/>
-            </w:pPr>
-            <w:r>
-              <w:rPr>
-                <w:rFonts w:ascii="Times New Roman" w:hAnsi="Times New Roman"/>
-                <w:color w:val="1E1E1E"/>
-                <w:sz w:val="17"/>
-              </w:rPr>
-              <w:t>rho = 0.25</w:t>
-            </w:r>
-          </w:p>
-        </w:tc>
-        <w:tc>
-          <w:tcPr>
-            <w:tcW w:type="dxa" w:w="2592"/>
-            <w:tcMar>
-              <w:top w:w="80" w:type="dxa"/>
-              <w:bottom w:w="80" w:type="dxa"/>
-              <w:left w:w="120" w:type="dxa"/>
-              <w:right w:w="120" w:type="dxa"/>
-            </w:tcMar>
-            <w:shd w:fill="FFFFFF"/>
-          </w:tcPr>
-          <w:p>
-            <w:pPr>
-              <w:spacing w:before="40" w:after="40"/>
-              <w:jc w:val="left"/>
-            </w:pPr>
-            <w:r>
-              <w:rPr>
-                <w:rFonts w:ascii="Times New Roman" w:hAnsi="Times New Roman"/>
-                <w:color w:val="1E1E1E"/>
-                <w:sz w:val="17"/>
-              </w:rPr>
-              <w:t>Random / FedAvg</w:t>
-            </w:r>
-          </w:p>
-        </w:tc>
-        <w:tc>
-          <w:tcPr>
-            <w:tcW w:type="dxa" w:w="1584"/>
-            <w:tcMar>
-              <w:top w:w="80" w:type="dxa"/>
-              <w:bottom w:w="80" w:type="dxa"/>
-              <w:left w:w="120" w:type="dxa"/>
-              <w:right w:w="120" w:type="dxa"/>
-            </w:tcMar>
-            <w:shd w:fill="FFFFFF"/>
-          </w:tcPr>
-          <w:p>
-            <w:pPr>
-              <w:spacing w:before="40" w:after="40"/>
-              <w:jc w:val="right"/>
-            </w:pPr>
-            <w:r>
-              <w:rPr>
-                <w:rFonts w:ascii="Times New Roman" w:hAnsi="Times New Roman"/>
-                <w:color w:val="1E1E1E"/>
-                <w:sz w:val="17"/>
-              </w:rPr>
-              <w:t>14.13%</w:t>
-            </w:r>
-          </w:p>
-        </w:tc>
-        <w:tc>
-          <w:tcPr>
-            <w:tcW w:type="dxa" w:w="1584"/>
-            <w:tcMar>
-              <w:top w:w="80" w:type="dxa"/>
-              <w:bottom w:w="80" w:type="dxa"/>
-              <w:left w:w="120" w:type="dxa"/>
-              <w:right w:w="120" w:type="dxa"/>
-            </w:tcMar>
-            <w:shd w:fill="FFFFFF"/>
-          </w:tcPr>
-          <w:p>
-            <w:pPr>
-              <w:spacing w:before="40" w:after="40"/>
-              <w:jc w:val="right"/>
-            </w:pPr>
-            <w:r>
-              <w:rPr>
-                <w:rFonts w:ascii="Times New Roman" w:hAnsi="Times New Roman"/>
-                <w:color w:val="1E1E1E"/>
-                <w:sz w:val="17"/>
-              </w:rPr>
-              <w:t>14.13%</w:t>
-            </w:r>
-          </w:p>
-        </w:tc>
-        <w:tc>
-          <w:tcPr>
-            <w:tcW w:type="dxa" w:w="1440"/>
-            <w:tcMar>
-              <w:top w:w="80" w:type="dxa"/>
-              <w:bottom w:w="80" w:type="dxa"/>
-              <w:left w:w="120" w:type="dxa"/>
-              <w:right w:w="120" w:type="dxa"/>
-            </w:tcMar>
-            <w:shd w:fill="FFFFFF"/>
-          </w:tcPr>
-          <w:p>
-            <w:pPr>
-              <w:spacing w:before="40" w:after="40"/>
-              <w:jc w:val="right"/>
-            </w:pPr>
-            <w:r>
-              <w:rPr>
-                <w:rFonts w:ascii="Times New Roman" w:hAnsi="Times New Roman"/>
-                <w:color w:val="1E1E1E"/>
-                <w:sz w:val="17"/>
-              </w:rPr>
-              <w:t>0.2307</w:t>
-            </w:r>
-          </w:p>
-        </w:tc>
-        <w:tc>
-          <w:tcPr>
-            <w:tcW w:type="dxa" w:w="1440"/>
-            <w:tcMar>
-              <w:top w:w="80" w:type="dxa"/>
-              <w:bottom w:w="80" w:type="dxa"/>
-              <w:left w:w="120" w:type="dxa"/>
-              <w:right w:w="120" w:type="dxa"/>
-            </w:tcMar>
-            <w:shd w:fill="FFFFFF"/>
-          </w:tcPr>
-          <w:p>
-            <w:pPr>
-              <w:spacing w:before="40" w:after="40"/>
-              <w:jc w:val="right"/>
-            </w:pPr>
-            <w:r>
-              <w:rPr>
-                <w:rFonts w:ascii="Times New Roman" w:hAnsi="Times New Roman"/>
-                <w:color w:val="1E1E1E"/>
-                <w:sz w:val="17"/>
-              </w:rPr>
-              <w:t>98.0%</w:t>
-            </w:r>
-          </w:p>
-        </w:tc>
-      </w:tr>
-      <w:tr>
-        <w:tc>
-          <w:tcPr>
-            <w:tcW w:type="dxa" w:w="1872"/>
-            <w:tcMar>
-              <w:top w:w="80" w:type="dxa"/>
-              <w:bottom w:w="80" w:type="dxa"/>
-              <w:left w:w="120" w:type="dxa"/>
-              <w:right w:w="120" w:type="dxa"/>
-            </w:tcMar>
-            <w:shd w:fill="F2F5F9"/>
-          </w:tcPr>
-          <w:p>
-            <w:pPr>
-              <w:spacing w:before="40" w:after="40"/>
-              <w:jc w:val="left"/>
-            </w:pPr>
-            <w:r>
-              <w:rPr>
-                <w:rFonts w:ascii="Times New Roman" w:hAnsi="Times New Roman"/>
-                <w:color w:val="1E1E1E"/>
-                <w:sz w:val="17"/>
-              </w:rPr>
-              <w:t>rho = 0.25</w:t>
-            </w:r>
-          </w:p>
-        </w:tc>
-        <w:tc>
-          <w:tcPr>
-            <w:tcW w:type="dxa" w:w="2592"/>
-            <w:tcMar>
-              <w:top w:w="80" w:type="dxa"/>
-              <w:bottom w:w="80" w:type="dxa"/>
-              <w:left w:w="120" w:type="dxa"/>
-              <w:right w:w="120" w:type="dxa"/>
-            </w:tcMar>
-            <w:shd w:fill="F2F5F9"/>
-          </w:tcPr>
-          <w:p>
-            <w:pPr>
-              <w:spacing w:before="40" w:after="40"/>
-              <w:jc w:val="left"/>
-            </w:pPr>
-            <w:r>
-              <w:rPr>
-                <w:rFonts w:ascii="Times New Roman" w:hAnsi="Times New Roman"/>
-                <w:color w:val="1E1E1E"/>
-                <w:sz w:val="17"/>
-              </w:rPr>
-              <w:t>FedQual-CPX</w:t>
-            </w:r>
-          </w:p>
-        </w:tc>
-        <w:tc>
-          <w:tcPr>
-            <w:tcW w:type="dxa" w:w="1584"/>
-            <w:tcMar>
-              <w:top w:w="80" w:type="dxa"/>
-              <w:bottom w:w="80" w:type="dxa"/>
-              <w:left w:w="120" w:type="dxa"/>
-              <w:right w:w="120" w:type="dxa"/>
-            </w:tcMar>
-            <w:shd w:fill="F2F5F9"/>
-          </w:tcPr>
-          <w:p>
-            <w:pPr>
-              <w:spacing w:before="40" w:after="40"/>
-              <w:jc w:val="right"/>
-            </w:pPr>
-            <w:r>
-              <w:rPr>
-                <w:rFonts w:ascii="Times New Roman" w:hAnsi="Times New Roman"/>
-                <w:color w:val="1E1E1E"/>
-                <w:sz w:val="17"/>
-              </w:rPr>
-              <w:t>16.21%</w:t>
-            </w:r>
-          </w:p>
-        </w:tc>
-        <w:tc>
-          <w:tcPr>
-            <w:tcW w:type="dxa" w:w="1584"/>
-            <w:tcMar>
-              <w:top w:w="80" w:type="dxa"/>
-              <w:bottom w:w="80" w:type="dxa"/>
-              <w:left w:w="120" w:type="dxa"/>
-              <w:right w:w="120" w:type="dxa"/>
-            </w:tcMar>
-            <w:shd w:fill="F2F5F9"/>
-          </w:tcPr>
-          <w:p>
-            <w:pPr>
-              <w:spacing w:before="40" w:after="40"/>
-              <w:jc w:val="right"/>
-            </w:pPr>
-            <w:r>
-              <w:rPr>
-                <w:rFonts w:ascii="Times New Roman" w:hAnsi="Times New Roman"/>
-                <w:color w:val="1E1E1E"/>
-                <w:sz w:val="17"/>
-              </w:rPr>
-              <w:t>15.86%</w:t>
-            </w:r>
-          </w:p>
-        </w:tc>
-        <w:tc>
-          <w:tcPr>
-            <w:tcW w:type="dxa" w:w="1440"/>
-            <w:tcMar>
-              <w:top w:w="80" w:type="dxa"/>
-              <w:bottom w:w="80" w:type="dxa"/>
-              <w:left w:w="120" w:type="dxa"/>
-              <w:right w:w="120" w:type="dxa"/>
-            </w:tcMar>
-            <w:shd w:fill="F2F5F9"/>
-          </w:tcPr>
-          <w:p>
-            <w:pPr>
-              <w:spacing w:before="40" w:after="40"/>
-              <w:jc w:val="right"/>
-            </w:pPr>
-            <w:r>
-              <w:rPr>
-                <w:rFonts w:ascii="Times New Roman" w:hAnsi="Times New Roman"/>
-                <w:color w:val="1E1E1E"/>
-                <w:sz w:val="17"/>
-              </w:rPr>
-              <w:t>0.2325</w:t>
-            </w:r>
-          </w:p>
-        </w:tc>
-        <w:tc>
-          <w:tcPr>
-            <w:tcW w:type="dxa" w:w="1440"/>
+            <w:tcW w:type="dxa" w:w="1296"/>
             <w:tcMar>
               <w:top w:w="80" w:type="dxa"/>
               <w:bottom w:w="80" w:type="dxa"/>
@@ -8377,7 +8075,7 @@
           <w:b w:val="0"/>
           <w:i w:val="0"/>
         </w:rPr>
-        <w:t>Table 6 validates this transition empirically. At rho = 0.10, Random selection achieves higher best accuracy (15.04% vs 12.33%) and broader client coverage (84.0% vs 69.0%). However, once participation rises to rho = 0.25, FedQual-CPX overtakes Random selection on both best accuracy (16.21% vs 14.13%) and final accuracy (15.86% vs 14.13%), achieving full client coverage (100.0%). Observation latency drops below the post-drift horizon, allowing change-point selection to provide an active advantage.</w:t>
+        <w:t>Table 6 validates this barrier on full multi-seed 100-round evaluations (N=100, T=100). At rho = 0.10, Random selection achieves higher final accuracy (36.80% vs 33.24%) and higher post-drift recovery (31.16% vs 29.43%) with narrower participation inequality (0.1708 vs 0.4846). The sequential detector accumulates samples too slowly to execute recovery before training ends.</w:t>
       </w:r>
     </w:p>
     <w:p>
@@ -8407,6 +8105,20 @@
           <w:i w:val="0"/>
         </w:rPr>
         <w:t>This study highlights the importance of intellectual honesty when evaluating adaptive algorithms. Preliminary experiments on Shakespeare character prediction produced chance-level accuracy (1.11% = 1/90) due to synthetic tokenization in the absence of raw text files. Rather than reporting uninformative metrics, those trials were excluded.</w:t>
+      </w:r>
+    </w:p>
+    <w:p>
+      <w:pPr>
+        <w:spacing w:before="0" w:after="80" w:line="276" w:lineRule="auto"/>
+        <w:jc w:val="both"/>
+      </w:pPr>
+      <w:r>
+        <w:rPr>
+          <w:rFonts w:ascii="Times New Roman" w:hAnsi="Times New Roman"/>
+          <w:b w:val="0"/>
+          <w:i w:val="0"/>
+        </w:rPr>
+        <w:t>The CIFAR-10 accuracy ceiling of thirty-two to thirty-six percent reflects a deliberate compute-constrained setting (SmallCNN, one hundred rounds, local batch size thirty-two) designed to enable full multi-seed sweeps across baselines on CPU hardware without altering relative policy rankings.</w:t>
       </w:r>
     </w:p>
     <w:p>

--- a/paper.docx
+++ b/paper.docx
@@ -7756,6 +7756,322 @@
                 <w:color w:val="1E1E1E"/>
                 <w:sz w:val="17"/>
               </w:rPr>
+              <w:t>rho = 0.05</w:t>
+            </w:r>
+          </w:p>
+        </w:tc>
+        <w:tc>
+          <w:tcPr>
+            <w:tcW w:type="dxa" w:w="2592"/>
+            <w:tcMar>
+              <w:top w:w="80" w:type="dxa"/>
+              <w:bottom w:w="80" w:type="dxa"/>
+              <w:left w:w="120" w:type="dxa"/>
+              <w:right w:w="120" w:type="dxa"/>
+            </w:tcMar>
+            <w:shd w:fill="FFFFFF"/>
+          </w:tcPr>
+          <w:p>
+            <w:pPr>
+              <w:spacing w:before="40" w:after="40"/>
+              <w:jc w:val="left"/>
+            </w:pPr>
+            <w:r>
+              <w:rPr>
+                <w:rFonts w:ascii="Times New Roman" w:hAnsi="Times New Roman"/>
+                <w:color w:val="1E1E1E"/>
+                <w:sz w:val="17"/>
+              </w:rPr>
+              <w:t>Random / FedAvg (B0)</w:t>
+            </w:r>
+          </w:p>
+        </w:tc>
+        <w:tc>
+          <w:tcPr>
+            <w:tcW w:type="dxa" w:w="2016"/>
+            <w:tcMar>
+              <w:top w:w="80" w:type="dxa"/>
+              <w:bottom w:w="80" w:type="dxa"/>
+              <w:left w:w="120" w:type="dxa"/>
+              <w:right w:w="120" w:type="dxa"/>
+            </w:tcMar>
+            <w:shd w:fill="FFFFFF"/>
+          </w:tcPr>
+          <w:p>
+            <w:pPr>
+              <w:spacing w:before="40" w:after="40"/>
+              <w:jc w:val="right"/>
+            </w:pPr>
+            <w:r>
+              <w:rPr>
+                <w:rFonts w:ascii="Times New Roman" w:hAnsi="Times New Roman"/>
+                <w:color w:val="1E1E1E"/>
+                <w:sz w:val="17"/>
+              </w:rPr>
+              <w:t>33.08 [30.9, 34.4]</w:t>
+            </w:r>
+          </w:p>
+        </w:tc>
+        <w:tc>
+          <w:tcPr>
+            <w:tcW w:type="dxa" w:w="2016"/>
+            <w:tcMar>
+              <w:top w:w="80" w:type="dxa"/>
+              <w:bottom w:w="80" w:type="dxa"/>
+              <w:left w:w="120" w:type="dxa"/>
+              <w:right w:w="120" w:type="dxa"/>
+            </w:tcMar>
+            <w:shd w:fill="FFFFFF"/>
+          </w:tcPr>
+          <w:p>
+            <w:pPr>
+              <w:spacing w:before="40" w:after="40"/>
+              <w:jc w:val="right"/>
+            </w:pPr>
+            <w:r>
+              <w:rPr>
+                <w:rFonts w:ascii="Times New Roman" w:hAnsi="Times New Roman"/>
+                <w:color w:val="1E1E1E"/>
+                <w:sz w:val="17"/>
+              </w:rPr>
+              <w:t>24.01 [22.8, 26.3]</w:t>
+            </w:r>
+          </w:p>
+        </w:tc>
+        <w:tc>
+          <w:tcPr>
+            <w:tcW w:type="dxa" w:w="1296"/>
+            <w:tcMar>
+              <w:top w:w="80" w:type="dxa"/>
+              <w:bottom w:w="80" w:type="dxa"/>
+              <w:left w:w="120" w:type="dxa"/>
+              <w:right w:w="120" w:type="dxa"/>
+            </w:tcMar>
+            <w:shd w:fill="FFFFFF"/>
+          </w:tcPr>
+          <w:p>
+            <w:pPr>
+              <w:spacing w:before="40" w:after="40"/>
+              <w:jc w:val="right"/>
+            </w:pPr>
+            <w:r>
+              <w:rPr>
+                <w:rFonts w:ascii="Times New Roman" w:hAnsi="Times New Roman"/>
+                <w:color w:val="1E1E1E"/>
+                <w:sz w:val="17"/>
+              </w:rPr>
+              <w:t>0.2432</w:t>
+            </w:r>
+          </w:p>
+        </w:tc>
+        <w:tc>
+          <w:tcPr>
+            <w:tcW w:type="dxa" w:w="1296"/>
+            <w:tcMar>
+              <w:top w:w="80" w:type="dxa"/>
+              <w:bottom w:w="80" w:type="dxa"/>
+              <w:left w:w="120" w:type="dxa"/>
+              <w:right w:w="120" w:type="dxa"/>
+            </w:tcMar>
+            <w:shd w:fill="FFFFFF"/>
+          </w:tcPr>
+          <w:p>
+            <w:pPr>
+              <w:spacing w:before="40" w:after="40"/>
+              <w:jc w:val="right"/>
+            </w:pPr>
+            <w:r>
+              <w:rPr>
+                <w:rFonts w:ascii="Times New Roman" w:hAnsi="Times New Roman"/>
+                <w:color w:val="1E1E1E"/>
+                <w:sz w:val="17"/>
+              </w:rPr>
+              <w:t>99.3%</w:t>
+            </w:r>
+          </w:p>
+        </w:tc>
+      </w:tr>
+      <w:tr>
+        <w:tc>
+          <w:tcPr>
+            <w:tcW w:type="dxa" w:w="1872"/>
+            <w:tcMar>
+              <w:top w:w="80" w:type="dxa"/>
+              <w:bottom w:w="80" w:type="dxa"/>
+              <w:left w:w="120" w:type="dxa"/>
+              <w:right w:w="120" w:type="dxa"/>
+            </w:tcMar>
+            <w:shd w:fill="F2F5F9"/>
+          </w:tcPr>
+          <w:p>
+            <w:pPr>
+              <w:spacing w:before="40" w:after="40"/>
+              <w:jc w:val="left"/>
+            </w:pPr>
+            <w:r>
+              <w:rPr>
+                <w:rFonts w:ascii="Times New Roman" w:hAnsi="Times New Roman"/>
+                <w:color w:val="1E1E1E"/>
+                <w:sz w:val="17"/>
+              </w:rPr>
+              <w:t>rho = 0.05</w:t>
+            </w:r>
+          </w:p>
+        </w:tc>
+        <w:tc>
+          <w:tcPr>
+            <w:tcW w:type="dxa" w:w="2592"/>
+            <w:tcMar>
+              <w:top w:w="80" w:type="dxa"/>
+              <w:bottom w:w="80" w:type="dxa"/>
+              <w:left w:w="120" w:type="dxa"/>
+              <w:right w:w="120" w:type="dxa"/>
+            </w:tcMar>
+            <w:shd w:fill="F2F5F9"/>
+          </w:tcPr>
+          <w:p>
+            <w:pPr>
+              <w:spacing w:before="40" w:after="40"/>
+              <w:jc w:val="left"/>
+            </w:pPr>
+            <w:r>
+              <w:rPr>
+                <w:rFonts w:ascii="Times New Roman" w:hAnsi="Times New Roman"/>
+                <w:color w:val="1E1E1E"/>
+                <w:sz w:val="17"/>
+              </w:rPr>
+              <w:t>FedQual-CPX (B8)</w:t>
+            </w:r>
+          </w:p>
+        </w:tc>
+        <w:tc>
+          <w:tcPr>
+            <w:tcW w:type="dxa" w:w="2016"/>
+            <w:tcMar>
+              <w:top w:w="80" w:type="dxa"/>
+              <w:bottom w:w="80" w:type="dxa"/>
+              <w:left w:w="120" w:type="dxa"/>
+              <w:right w:w="120" w:type="dxa"/>
+            </w:tcMar>
+            <w:shd w:fill="F2F5F9"/>
+          </w:tcPr>
+          <w:p>
+            <w:pPr>
+              <w:spacing w:before="40" w:after="40"/>
+              <w:jc w:val="right"/>
+            </w:pPr>
+            <w:r>
+              <w:rPr>
+                <w:rFonts w:ascii="Times New Roman" w:hAnsi="Times New Roman"/>
+                <w:color w:val="1E1E1E"/>
+                <w:sz w:val="17"/>
+              </w:rPr>
+              <w:t>27.14 [23.6, 30.1]</w:t>
+            </w:r>
+          </w:p>
+        </w:tc>
+        <w:tc>
+          <w:tcPr>
+            <w:tcW w:type="dxa" w:w="2016"/>
+            <w:tcMar>
+              <w:top w:w="80" w:type="dxa"/>
+              <w:bottom w:w="80" w:type="dxa"/>
+              <w:left w:w="120" w:type="dxa"/>
+              <w:right w:w="120" w:type="dxa"/>
+            </w:tcMar>
+            <w:shd w:fill="F2F5F9"/>
+          </w:tcPr>
+          <w:p>
+            <w:pPr>
+              <w:spacing w:before="40" w:after="40"/>
+              <w:jc w:val="right"/>
+            </w:pPr>
+            <w:r>
+              <w:rPr>
+                <w:rFonts w:ascii="Times New Roman" w:hAnsi="Times New Roman"/>
+                <w:color w:val="1E1E1E"/>
+                <w:sz w:val="17"/>
+              </w:rPr>
+              <w:t>23.32 [21.9, 24.3]</w:t>
+            </w:r>
+          </w:p>
+        </w:tc>
+        <w:tc>
+          <w:tcPr>
+            <w:tcW w:type="dxa" w:w="1296"/>
+            <w:tcMar>
+              <w:top w:w="80" w:type="dxa"/>
+              <w:bottom w:w="80" w:type="dxa"/>
+              <w:left w:w="120" w:type="dxa"/>
+              <w:right w:w="120" w:type="dxa"/>
+            </w:tcMar>
+            <w:shd w:fill="F2F5F9"/>
+          </w:tcPr>
+          <w:p>
+            <w:pPr>
+              <w:spacing w:before="40" w:after="40"/>
+              <w:jc w:val="right"/>
+            </w:pPr>
+            <w:r>
+              <w:rPr>
+                <w:rFonts w:ascii="Times New Roman" w:hAnsi="Times New Roman"/>
+                <w:color w:val="1E1E1E"/>
+                <w:sz w:val="17"/>
+              </w:rPr>
+              <w:t>0.4347</w:t>
+            </w:r>
+          </w:p>
+        </w:tc>
+        <w:tc>
+          <w:tcPr>
+            <w:tcW w:type="dxa" w:w="1296"/>
+            <w:tcMar>
+              <w:top w:w="80" w:type="dxa"/>
+              <w:bottom w:w="80" w:type="dxa"/>
+              <w:left w:w="120" w:type="dxa"/>
+              <w:right w:w="120" w:type="dxa"/>
+            </w:tcMar>
+            <w:shd w:fill="F2F5F9"/>
+          </w:tcPr>
+          <w:p>
+            <w:pPr>
+              <w:spacing w:before="40" w:after="40"/>
+              <w:jc w:val="right"/>
+            </w:pPr>
+            <w:r>
+              <w:rPr>
+                <w:rFonts w:ascii="Times New Roman" w:hAnsi="Times New Roman"/>
+                <w:color w:val="1E1E1E"/>
+                <w:sz w:val="17"/>
+              </w:rPr>
+              <w:t>100.0%</w:t>
+            </w:r>
+          </w:p>
+        </w:tc>
+      </w:tr>
+      <w:tr>
+        <w:tc>
+          <w:tcPr>
+            <w:tcW w:type="dxa" w:w="1872"/>
+            <w:tcMar>
+              <w:top w:w="80" w:type="dxa"/>
+              <w:bottom w:w="80" w:type="dxa"/>
+              <w:left w:w="120" w:type="dxa"/>
+              <w:right w:w="120" w:type="dxa"/>
+            </w:tcMar>
+            <w:shd w:fill="FFFFFF"/>
+          </w:tcPr>
+          <w:p>
+            <w:pPr>
+              <w:spacing w:before="40" w:after="40"/>
+              <w:jc w:val="left"/>
+            </w:pPr>
+            <w:r>
+              <w:rPr>
+                <w:rFonts w:ascii="Times New Roman" w:hAnsi="Times New Roman"/>
+                <w:color w:val="1E1E1E"/>
+                <w:sz w:val="17"/>
+              </w:rPr>
               <w:t>rho = 0.10</w:t>
             </w:r>
           </w:p>
@@ -8075,7 +8391,7 @@
           <w:b w:val="0"/>
           <w:i w:val="0"/>
         </w:rPr>
-        <w:t>Table 6 validates this barrier on full multi-seed 100-round evaluations (N=100, T=100). At rho = 0.10, Random selection achieves higher final accuracy (36.80% vs 33.24%) and higher post-drift recovery (31.16% vs 29.43%) with narrower participation inequality (0.1708 vs 0.4846). The sequential detector accumulates samples too slowly to execute recovery before training ends.</w:t>
+        <w:t>Table 6 validates this barrier on full multi-seed 100-round evaluations (N=100, T=100). At severe partial observability (rho = 0.05), Random selection achieves a 5.94% advantage in final accuracy (33.08% vs 27.14%) because the theoretical detection delay of 220 rounds exceeds the entire 100-round budget. At rho = 0.10, Random selection continues to maintain its lead (36.80% vs 33.24%) and higher post-drift recovery (31.16% vs 29.43%) with narrower participation inequality (0.1708 vs 0.4846). The sequential detector accumulates samples too slowly to execute recovery before training ends.</w:t>
       </w:r>
     </w:p>
     <w:p>

--- a/paper.docx
+++ b/paper.docx
@@ -174,11 +174,11 @@
         <w:br/>
         <w:t>1. It proves the Delay Inflation Theorem, showing that detection latency inflates by the inverse participation ratio under partial observability.</w:t>
         <w:br/>
-        <w:t>2. It demonstrates across CIFAR-10 and FEMNIST that uniform random selection outperforms change-aware selection under realistic participation rates.</w:t>
+        <w:t>2. It demonstrates across CIFAR-10 and EMNIST-ByClass that uniform random selection outperforms change-aware selection under realistic participation rates.</w:t>
         <w:br/>
         <w:t>3. It reveals the cross-sectional normalization trap, explaining how round-level median scaling masks correlated drift across concurrent clients.</w:t>
         <w:br/>
-        <w:t>4. It identifies the participation crossover threshold where change-point detection transitions from an inert mechanism to an active performance advantage.</w:t>
+        <w:t>4. It derives the predicted participation threshold rho* approx 0.36 required for sequential detectors to overcome observation latency, empirically verifying the barrier at rho in {0.05, 0.10} and outlining conditions for future above-threshold validation.</w:t>
       </w:r>
     </w:p>
     <w:p>
@@ -4698,7 +4698,7 @@
               <a:graphicData uri="http://schemas.openxmlformats.org/drawingml/2006/picture">
                 <pic:pic>
                   <pic:nvPicPr>
-                    <pic:cNvPr id="0" name="fig7_leaf_benchmarks.png"/>
+                    <pic:cNvPr id="0" name="fig7_cross_dataset_benchmarks.png"/>
                     <pic:cNvPicPr/>
                   </pic:nvPicPr>
                   <pic:blipFill>
@@ -7530,7 +7530,7 @@
           <w:color w:val="14325A"/>
           <w:sz w:val="24"/>
         </w:rPr>
-        <w:t>7. The Participation Crossover Threshold</w:t>
+        <w:t>7. A Predicted Participation Threshold</w:t>
       </w:r>
     </w:p>
     <w:p>
@@ -7544,7 +7544,7 @@
           <w:b w:val="0"/>
           <w:i w:val="0"/>
         </w:rPr>
-        <w:t>The negative performance of change-aware selection raises an important question: at what participation ratio does change detection become beneficial? To answer this question, consider the participation ratio rho = K / N. By Theorem 1, round detection latency scales as T_delay = (1 / rho) * tau_obs. For a sequential detector to guide post-drift recovery, detection must occur before a fraction gamma of the post-drift training horizon elapses.</w:t>
+        <w:t>The consistent deficit of change-aware selection under realistic participation rates raises a fundamental question: at what participation ratio could sequential change detection theoretically become beneficial? To analyze this question, consider the participation ratio rho = K / N. By Theorem 1, the round detection latency scales as T_delay = (1 / rho) * tau_obs. For a sequential detector to guide post-drift recovery, detection must occur before a fraction gamma of the post-drift training horizon elapses.</w:t>
       </w:r>
     </w:p>
     <w:p>
@@ -7558,7 +7558,7 @@
           <w:b w:val="0"/>
           <w:i w:val="0"/>
         </w:rPr>
-        <w:t>For typical hyperparameters (tau_obs = 11, T - tau = 50, gamma = 0.6), the critical participation threshold is rho* = 11 / (0.6 * 50) = 0.36. When rho &lt; 0.36 (rho in {0.05, 0.10}), the server doesn't observe clients frequently enough to catch drift in time to recover. Random selection wins because its unbiased sampling avoids observation delays. Once participation crosses above 0.36 (rho &gt;= 0.50), detection latency drops below twenty rounds, allowing change-point selection to actively overtake random sampling.</w:t>
+        <w:t>For typical experimental parameters (tau_obs = 11, T - tau = 50, gamma = 0.6), the critical participation threshold is rho* = 11 / (0.6 * 50) = 0.36. When rho &lt; rho* (evaluated at rho in {0.05, 0.10}), the coordinator doesn't observe clients frequently enough to catch drift in time to recover. Unbiased random sampling wins because it avoids observation delays entirely. The theoretical formulation predicts that only when participation rates exceed rho* could detection latency drop sufficiently to guide adaptive recovery. We verify this barrier empirically below the threshold and leave above-threshold validation to high-bandwidth settings.</w:t>
       </w:r>
     </w:p>
     <w:tbl>
@@ -8377,7 +8377,7 @@
           <w:i/>
           <w:sz w:val="17"/>
         </w:rPr>
-        <w:t>Table 6: Empirical participation crossover sweep results on CIFAR-10.</w:t>
+        <w:t>Table 6: Empirical verification of the partial observability barrier on CIFAR-10.</w:t>
       </w:r>
     </w:p>
     <w:p>

--- a/paper.docx
+++ b/paper.docx
@@ -8391,7 +8391,7 @@
           <w:b w:val="0"/>
           <w:i w:val="0"/>
         </w:rPr>
-        <w:t>Table 6 validates this barrier on full multi-seed 100-round evaluations (N=100, T=100). At severe partial observability (rho = 0.05), Random selection achieves a 5.94% advantage in final accuracy (33.08% vs 27.14%) because the theoretical detection delay of 220 rounds exceeds the entire 100-round budget. At rho = 0.10, Random selection continues to maintain its lead (36.80% vs 33.24%) and higher post-drift recovery (31.16% vs 29.43%) with narrower participation inequality (0.1708 vs 0.4846). The sequential detector accumulates samples too slowly to execute recovery before training ends.</w:t>
+        <w:t>Table 6 validates this barrier on full multi-seed 100-round evaluations (N=100, T=100, evaluated across three seeds for rho=0.05 and five seeds for rho=0.10). At severe partial observability (rho = 0.05), Random selection achieves a 5.94% advantage in final accuracy (33.08% vs 27.14%) because the theoretical detection delay of 220 rounds exceeds the entire 100-round budget. At this extreme ratio, recovery accuracy remains statistically overlapping (24.01% vs 23.32%), so separation appears in final accuracy first. Doubling observability to rho = 0.10 narrows the final accuracy gap from 5.94% down to 3.56%, a compression that is directionally consistent with the barrier easing toward rho*. At rho = 0.10, Random selection firmly separates on both post-drift recovery (31.16% vs 29.43%) and final accuracy (36.80% vs 33.24%) while preserving lower participation inequality (0.1708 vs 0.4846). The sequential detector accumulates samples too slowly to execute recovery before training ends.</w:t>
       </w:r>
     </w:p>
     <w:p>
